--- a/src/assets/Caesar_Hinlo_Resume_Full_Stack_Developer.docx
+++ b/src/assets/Caesar_Hinlo_Resume_Full_Stack_Developer.docx
@@ -29,7 +29,7 @@
           <w:sz w:val="21"/>
           <w:szCs w:val="21"/>
         </w:rPr>
-        <w:t>Certified Vue.js Developer | Senior Full-Stack Developer | React &amp; Next.js | Python | Laravel | Embedded Systems</w:t>
+        <w:t xml:space="preserve">Certified Vue.js Developer | Senior Full-Stack Engineer | Front-End Developer | React | Next.js | Express.js | Node.js</w:t>
       </w:r>
     </w:p>
     <w:p>
@@ -159,7 +159,7 @@
           <w:sz w:val="21"/>
           <w:szCs w:val="21"/>
         </w:rPr>
-        <w:t>12+ years building complex production software, from embedded firmware at Kyocera to full-stack web products. I take products from idea to launch, solo or with a team. Senior full-stack developer, ISO internal auditor, patent trainer, and team lead, including sole ownership of a BIR-accredited Computerized Accounting System. Ranked in the top 5% at Kyocera (formerly Epson) and selected for R&amp;D assignments in Osaka, Japan for JP–PH tech transfer and product rollouts.</w:t>
+        <w:t xml:space="preserve">14 years of experience turning complex ideas into production software, split evenly across 7 years of low-level firmware engineering and 7 years of modern full-stack web development. Technical trainer for new hires with expertise in JP-PH tech transfer and legacy code modernization. Created workflows and monitoring metrics that improved section productivity. Hired in the top 5% at Kyocera (formerly Epson).</w:t>
       </w:r>
     </w:p>
     <w:p>
@@ -174,7 +174,7 @@
           <w:sz w:val="21"/>
           <w:szCs w:val="21"/>
         </w:rPr>
-        <w:t>As Team Leader and Component Leader, I contributed features to a product lineup that reached ¥500 billion in global sales, about $3.19 billion USD.</w:t>
+        <w:t xml:space="preserve">As Team Leader and Component Leader from 2012–2020, I contributed features to a product lineup that reached ¥500 billion in global sales, approximately USD 3.19 billion.</w:t>
       </w:r>
     </w:p>
     <w:p>
@@ -217,7 +217,7 @@
           <w:sz w:val="21"/>
           <w:szCs w:val="21"/>
         </w:rPr>
-        <w:t>HTML, CSS, JavaScript, TypeScript, PHP, Python, C, C++, C#</w:t>
+        <w:t xml:space="preserve">HTML, CSS, JavaScript, TypeScript, PHP, Python, C, C++, C#</w:t>
       </w:r>
     </w:p>
     <w:p>
@@ -232,16 +232,16 @@
           <w:sz w:val="21"/>
           <w:szCs w:val="21"/>
         </w:rPr>
-        <w:t xml:space="preserve">Frameworks &amp; Libraries: </w:t>
-      </w:r>
-      <w:r>
-        <w:rPr>
-          <w:rFonts w:ascii="Calibri" w:hAnsi="Calibri"/>
-          <w:b w:val="0"/>
-          <w:sz w:val="21"/>
-          <w:szCs w:val="21"/>
-        </w:rPr>
-        <w:t>Vue.js (Certified), Pinia, React, Redux, Next.js, Laravel, Inertia.js, Flask, Django, ASP.NET Core, jQuery</w:t>
+        <w:t xml:space="preserve">Frameworks: </w:t>
+      </w:r>
+      <w:r>
+        <w:rPr>
+          <w:rFonts w:ascii="Calibri" w:hAnsi="Calibri"/>
+          <w:b w:val="0"/>
+          <w:sz w:val="21"/>
+          <w:szCs w:val="21"/>
+        </w:rPr>
+        <w:t xml:space="preserve">Vue.js (Certified), React, Next.js, Laravel, Flask, Express.js + Node.js, ASP.NET Core</w:t>
       </w:r>
     </w:p>
     <w:p>
@@ -256,6 +256,30 @@
           <w:sz w:val="21"/>
           <w:szCs w:val="21"/>
         </w:rPr>
+        <w:t xml:space="preserve">Libraries: </w:t>
+      </w:r>
+      <w:r>
+        <w:rPr>
+          <w:rFonts w:ascii="Calibri" w:hAnsi="Calibri"/>
+          <w:b w:val="0"/>
+          <w:sz w:val="21"/>
+          <w:szCs w:val="21"/>
+        </w:rPr>
+        <w:t xml:space="preserve">Pinia, Redux, Inertia.js, jQuery, Tailwind CSS, shadcn/ui, Semantic UI</w:t>
+      </w:r>
+    </w:p>
+    <w:p>
+      <w:pPr>
+        <w:spacing w:before="4" w:after="22" w:line="240" w:lineRule="auto" w:beforeAutospacing="0" w:afterAutospacing="0"/>
+        <w:widowControl w:val="true"/>
+      </w:pPr>
+      <w:r>
+        <w:rPr>
+          <w:rFonts w:ascii="Calibri" w:hAnsi="Calibri"/>
+          <w:b/>
+          <w:sz w:val="21"/>
+          <w:szCs w:val="21"/>
+        </w:rPr>
         <w:t xml:space="preserve">APIs &amp; Integration: </w:t>
       </w:r>
       <w:r>
@@ -265,7 +289,7 @@
           <w:sz w:val="21"/>
           <w:szCs w:val="21"/>
         </w:rPr>
-        <w:t>REST API, GraphQL, Webhooks, Laravel Reverb / Echo, Xendit Payments, Salesforce</w:t>
+        <w:t xml:space="preserve">REST API, GraphQL, Webhooks, Laravel Reverb / Echo, Xendit Payments</w:t>
       </w:r>
     </w:p>
     <w:p>
@@ -289,7 +313,7 @@
           <w:sz w:val="21"/>
           <w:szCs w:val="21"/>
         </w:rPr>
-        <w:t>MySQL, SQL (Certified), Redis, Meilisearch, Microsoft Azure (Certified), Cloudflare R2, Laravel Forge, Sentry, Laravel Nightwatch</w:t>
+        <w:t xml:space="preserve">MySQL, PostgreSQL, Prisma ORM, SQL, Redis, Meilisearch, Microsoft Azure (Certified), Amazon Web Services (AWS), Cloudflare R2, Laravel Forge, Sentry, Laravel Nightwatch</w:t>
       </w:r>
     </w:p>
     <w:p>
@@ -313,7 +337,7 @@
           <w:sz w:val="21"/>
           <w:szCs w:val="21"/>
         </w:rPr>
-        <w:t>Linux, WordPress CMS, Webflow, GoDaddy Website Builder, PHPUnit, CI/CD, Fortify / 2FA / WebAuthn, Cursor, Claude Code</w:t>
+        <w:t xml:space="preserve">Linux, WordPress CMS, WordPress Studio, Elementor, Webflow, GoDaddy Website Builder, CI/CD, Fortify / 2FA / WebAuthn, Cursor, Claude Code</w:t>
       </w:r>
     </w:p>
     <w:p>
@@ -337,7 +361,7 @@
           <w:sz w:val="21"/>
           <w:szCs w:val="21"/>
         </w:rPr>
-        <w:t>Full-Stack Development, Embedded Systems, Legacy Code Refactoring, ISO Auditing, Technical Training, AI-Assisted Development, Scrum, Waterfall, V-Model</w:t>
+        <w:t xml:space="preserve">Full-Stack Development, Embedded Systems, Legacy Code Refactoring, ISO Auditing, Technical Training, AI-Assisted Development, Scrum, Waterfall, V-Model</w:t>
       </w:r>
     </w:p>
     <w:p>
@@ -375,9 +399,8 @@
           <w:sz w:val="22"/>
           <w:szCs w:val="22"/>
         </w:rPr>
-        <w:t>Full-Stack Developer  –  DevResearch Software Development Solutions (Remote)</w:t>
+        <w:t xml:space="preserve">Full-Stack Developer  -  DevResearch Software Development Solutions (Remote)  |  2025 – Present</w:t>
         <w:tab/>
-        <w:t>2025 – Present</w:t>
       </w:r>
     </w:p>
     <w:p>
@@ -393,357 +416,127 @@
           <w:sz w:val="22"/>
           <w:szCs w:val="22"/>
         </w:rPr>
-        <w:t xml:space="preserve">Client: DiscoverJobs  ·  Live product: </w:t>
-      </w:r>
-      <w:hyperlink r:id="rId7">
-        <w:r>
-          <w:rPr>
-            <w:color w:val="0563C1"/>
-            <w:u w:val="single"/>
-            <w:sz w:val="22"/>
-            <w:rFonts w:ascii="Calibri" w:hAnsi="Calibri"/>
-            <w:szCs w:val="22"/>
-          </w:rPr>
-          <w:t>discoverjobs.org</w:t>
-        </w:r>
-      </w:hyperlink>
-    </w:p>
-    <w:p>
-      <w:pPr>
-        <w:spacing w:before="0" w:after="30" w:line="240" w:lineRule="auto" w:beforeAutospacing="0" w:afterAutospacing="0"/>
-        <w:numPr>
-          <w:ilvl w:val="0"/>
-          <w:numId w:val="1"/>
-        </w:numPr>
-        <w:widowControl w:val="true"/>
-        <w:keepLines/>
-      </w:pPr>
-      <w:r>
-        <w:rPr>
-          <w:rFonts w:ascii="Calibri" w:hAnsi="Calibri"/>
-          <w:b w:val="0"/>
-          <w:sz w:val="21"/>
-          <w:szCs w:val="21"/>
-        </w:rPr>
-        <w:t>Built a multi-market remote job board on the VILT stack (Vue 3, Inertia.js, Laravel, Tailwind), covering seeker, employer, and admin surfaces end-to-end as sole developer.</w:t>
-      </w:r>
-    </w:p>
-    <w:p>
-      <w:pPr>
-        <w:spacing w:before="0" w:after="30" w:line="240" w:lineRule="auto" w:beforeAutospacing="0" w:afterAutospacing="0"/>
-        <w:numPr>
-          <w:ilvl w:val="0"/>
-          <w:numId w:val="1"/>
-        </w:numPr>
-        <w:widowControl w:val="true"/>
-        <w:keepLines/>
-      </w:pPr>
-      <w:r>
-        <w:rPr>
-          <w:rFonts w:ascii="Calibri" w:hAnsi="Calibri"/>
-          <w:b w:val="0"/>
-          <w:sz w:val="21"/>
-          <w:szCs w:val="21"/>
-        </w:rPr>
-        <w:t>Integrated Xendit payments via a custom invoice API client, with signed webhooks driving automated paid-listing activation.</w:t>
-      </w:r>
-    </w:p>
-    <w:p>
-      <w:pPr>
-        <w:spacing w:before="0" w:after="30" w:line="240" w:lineRule="auto" w:beforeAutospacing="0" w:afterAutospacing="0"/>
-        <w:numPr>
-          <w:ilvl w:val="0"/>
-          <w:numId w:val="1"/>
-        </w:numPr>
-        <w:widowControl w:val="true"/>
-        <w:keepLines/>
-      </w:pPr>
-      <w:r>
-        <w:rPr>
-          <w:rFonts w:ascii="Calibri" w:hAnsi="Calibri"/>
-          <w:b w:val="0"/>
-          <w:sz w:val="21"/>
-          <w:szCs w:val="21"/>
-        </w:rPr>
-        <w:t>Used Cloudflare R2 (S3-compatible object storage) for scalable file and media storage.</w:t>
-      </w:r>
-    </w:p>
-    <w:p>
-      <w:pPr>
-        <w:spacing w:before="0" w:after="30" w:line="240" w:lineRule="auto" w:beforeAutospacing="0" w:afterAutospacing="0"/>
-        <w:numPr>
-          <w:ilvl w:val="0"/>
-          <w:numId w:val="1"/>
-        </w:numPr>
-        <w:widowControl w:val="true"/>
-        <w:keepLines/>
-      </w:pPr>
-      <w:r>
-        <w:rPr>
-          <w:rFonts w:ascii="Calibri" w:hAnsi="Calibri"/>
-          <w:b w:val="0"/>
-          <w:sz w:val="21"/>
-          <w:szCs w:val="21"/>
-        </w:rPr>
-        <w:t>Aggregated listings from external job APIs with scheduled cache warming to prepopulate the job board at launch, indexed for fast, typo-tolerant discovery using Meilisearch and Redis.</w:t>
-      </w:r>
-    </w:p>
-    <w:p>
-      <w:pPr>
-        <w:spacing w:before="0" w:after="30" w:line="240" w:lineRule="auto" w:beforeAutospacing="0" w:afterAutospacing="0"/>
-        <w:numPr>
-          <w:ilvl w:val="0"/>
-          <w:numId w:val="1"/>
-        </w:numPr>
-        <w:widowControl w:val="true"/>
-        <w:keepLines/>
-      </w:pPr>
-      <w:r>
-        <w:rPr>
-          <w:rFonts w:ascii="Calibri" w:hAnsi="Calibri"/>
-          <w:b w:val="0"/>
-          <w:sz w:val="21"/>
-          <w:szCs w:val="21"/>
-        </w:rPr>
-        <w:t>Implemented realtime application chat and notifications using Laravel Reverb and Echo over private WebSocket channels.</w:t>
-      </w:r>
-    </w:p>
-    <w:p>
-      <w:pPr>
-        <w:spacing w:before="0" w:after="30" w:line="240" w:lineRule="auto" w:beforeAutospacing="0" w:afterAutospacing="0"/>
-        <w:numPr>
-          <w:ilvl w:val="0"/>
-          <w:numId w:val="1"/>
-        </w:numPr>
-        <w:widowControl w:val="true"/>
-        <w:keepLines/>
-      </w:pPr>
-      <w:r>
-        <w:rPr>
-          <w:rFonts w:ascii="Calibri" w:hAnsi="Calibri"/>
-          <w:b w:val="0"/>
-          <w:sz w:val="21"/>
-          <w:szCs w:val="21"/>
-        </w:rPr>
-        <w:t>Hardened authentication with Laravel Fortify, optional 2FA (TOTP), and passkeys/WebAuthn; enforced authorization via Policies across seeker, employer, and admin roles.</w:t>
-      </w:r>
-    </w:p>
-    <w:p>
-      <w:pPr>
-        <w:spacing w:before="0" w:after="30" w:line="240" w:lineRule="auto" w:beforeAutospacing="0" w:afterAutospacing="0"/>
-        <w:numPr>
-          <w:ilvl w:val="0"/>
-          <w:numId w:val="1"/>
-        </w:numPr>
-        <w:widowControl w:val="true"/>
-        <w:keepLines/>
-      </w:pPr>
-      <w:r>
-        <w:rPr>
-          <w:rFonts w:ascii="Calibri" w:hAnsi="Calibri"/>
-          <w:b w:val="0"/>
-          <w:sz w:val="21"/>
-          <w:szCs w:val="21"/>
-        </w:rPr>
-        <w:t>Designed a BIR-accredited Computerized Accounting System (CAS) as a separate Laravel service integrated via an internal API client. Built and deployed within 1 month, structured so it can ship as its own product, and has since drawn informal licensing interest from an accounting firm.</w:t>
-      </w:r>
-    </w:p>
-    <w:p>
-      <w:pPr>
-        <w:spacing w:before="0" w:after="30" w:line="240" w:lineRule="auto" w:beforeAutospacing="0" w:afterAutospacing="0"/>
-        <w:numPr>
-          <w:ilvl w:val="0"/>
-          <w:numId w:val="1"/>
-        </w:numPr>
-        <w:widowControl w:val="true"/>
-        <w:keepLines/>
-      </w:pPr>
-      <w:r>
-        <w:rPr>
-          <w:rFonts w:ascii="Calibri" w:hAnsi="Calibri"/>
-          <w:b w:val="0"/>
-          <w:sz w:val="21"/>
-          <w:szCs w:val="21"/>
-        </w:rPr>
-        <w:t>Implemented the full money flow required under RR No. 9-2009: invoices and official receipts feed the Sales, Cash Receipts, and Cash Disbursements books, rolling up through the General Journal and Ledger to a Trial Balance, Statement of Comprehensive Income, Statement of Financial Position, and a complete audit trail. Integrated AI document validation for uploaded BIR Form 2307s using LangChain, prompt engineering, and RAG.</w:t>
-      </w:r>
-    </w:p>
-    <w:p>
-      <w:pPr>
-        <w:spacing w:before="0" w:after="30" w:line="240" w:lineRule="auto" w:beforeAutospacing="0" w:afterAutospacing="0"/>
-        <w:numPr>
-          <w:ilvl w:val="0"/>
-          <w:numId w:val="1"/>
-        </w:numPr>
-        <w:widowControl w:val="true"/>
-        <w:keepLines/>
-      </w:pPr>
-      <w:r>
-        <w:rPr>
-          <w:rFonts w:ascii="Calibri" w:hAnsi="Calibri"/>
-          <w:b w:val="0"/>
-          <w:sz w:val="21"/>
-          <w:szCs w:val="21"/>
-        </w:rPr>
-        <w:t>Shipped with PHPUnit feature tests, deploying to production on a VPS via Laravel Forge.</w:t>
-      </w:r>
-    </w:p>
-    <w:p>
-      <w:pPr>
-        <w:spacing w:before="0" w:after="30" w:line="240" w:lineRule="auto" w:beforeAutospacing="0" w:afterAutospacing="0"/>
-        <w:numPr>
-          <w:ilvl w:val="0"/>
-          <w:numId w:val="1"/>
-        </w:numPr>
-        <w:widowControl w:val="true"/>
-        <w:keepLines/>
-      </w:pPr>
-      <w:r>
-        <w:rPr>
-          <w:rFonts w:ascii="Calibri" w:hAnsi="Calibri"/>
-          <w:b w:val="0"/>
-          <w:sz w:val="21"/>
-          <w:szCs w:val="21"/>
-        </w:rPr>
-        <w:t>Monitored production health, errors, and performance with Laravel Nightwatch.</w:t>
-      </w:r>
-    </w:p>
-    <w:p>
-      <w:pPr>
-        <w:spacing w:before="36" w:after="8" w:line="240" w:lineRule="auto" w:beforeAutospacing="0" w:afterAutospacing="0"/>
-        <w:widowControl w:val="true"/>
-        <w:keepNext/>
-      </w:pPr>
-      <w:r>
-        <w:rPr>
-          <w:rFonts w:ascii="Calibri" w:hAnsi="Calibri"/>
-          <w:b/>
-          <w:sz w:val="22"/>
-          <w:szCs w:val="22"/>
-        </w:rPr>
-        <w:t xml:space="preserve">Client: The Retreat  ·  Live product: </w:t>
-      </w:r>
-      <w:hyperlink r:id="rId9">
-        <w:r>
-          <w:rPr>
-            <w:rFonts w:ascii="Calibri" w:hAnsi="Calibri"/>
-            <w:b/>
-            <w:sz w:val="22"/>
-            <w:color w:val="0563C1"/>
-            <w:u w:val="single"/>
-            <w:szCs w:val="22"/>
-          </w:rPr>
-          <w:t>retreat2pk.com</w:t>
-        </w:r>
-      </w:hyperlink>
-    </w:p>
-    <w:p>
-      <w:pPr>
-        <w:spacing w:before="0" w:after="30" w:line="240" w:lineRule="auto" w:beforeAutospacing="0" w:afterAutospacing="0"/>
-        <w:numPr>
-          <w:ilvl w:val="0"/>
-          <w:numId w:val="1"/>
-        </w:numPr>
-        <w:widowControl w:val="true"/>
-        <w:keepLines/>
-      </w:pPr>
-      <w:r>
-        <w:rPr>
-          <w:rFonts w:ascii="Calibri" w:hAnsi="Calibri"/>
-          <w:b w:val="0"/>
-          <w:sz w:val="21"/>
-          <w:szCs w:val="21"/>
-        </w:rPr>
-        <w:t>Built the marketing site for The Retreat, a hillside vacation community on Possum Kingdom Lake in Graford, Texas (lake home sales, amenities, local guide, gallery, and contact).</w:t>
-      </w:r>
-    </w:p>
-    <w:p>
-      <w:pPr>
-        <w:spacing w:before="0" w:after="30" w:line="240" w:lineRule="auto" w:beforeAutospacing="0" w:afterAutospacing="0"/>
-        <w:numPr>
-          <w:ilvl w:val="0"/>
-          <w:numId w:val="1"/>
-        </w:numPr>
-        <w:widowControl w:val="true"/>
-        <w:keepLines/>
-      </w:pPr>
-      <w:r>
-        <w:rPr>
-          <w:rFonts w:ascii="Calibri" w:hAnsi="Calibri"/>
-          <w:b w:val="0"/>
-          <w:sz w:val="21"/>
-          <w:szCs w:val="21"/>
-        </w:rPr>
-        <w:t>Delivered on WordPress with the Avada theme, including brochure CTAs and property branding for remodeled lake homes.</w:t>
-      </w:r>
-    </w:p>
-    <w:p>
-      <w:pPr>
-        <w:spacing w:before="36" w:after="8" w:line="240" w:lineRule="auto" w:beforeAutospacing="0" w:afterAutospacing="0"/>
-        <w:widowControl w:val="true"/>
-        <w:keepNext/>
-      </w:pPr>
-      <w:r>
-        <w:rPr>
-          <w:rFonts w:ascii="Calibri" w:hAnsi="Calibri"/>
-          <w:b/>
-          <w:sz w:val="22"/>
-          <w:szCs w:val="22"/>
-        </w:rPr>
-        <w:t xml:space="preserve">Client: The Falls RV Park  ·  Live product: </w:t>
-      </w:r>
-      <w:hyperlink r:id="rId10">
-        <w:r>
-          <w:rPr>
-            <w:rFonts w:ascii="Calibri" w:hAnsi="Calibri"/>
-            <w:b/>
-            <w:sz w:val="22"/>
-            <w:color w:val="0563C1"/>
-            <w:u w:val="single"/>
-            <w:szCs w:val="22"/>
-          </w:rPr>
-          <w:t>thefallsrvpark.com</w:t>
-        </w:r>
-      </w:hyperlink>
-    </w:p>
-    <w:p>
-      <w:pPr>
-        <w:spacing w:before="0" w:after="30" w:line="240" w:lineRule="auto" w:beforeAutospacing="0" w:afterAutospacing="0"/>
-        <w:numPr>
-          <w:ilvl w:val="0"/>
-          <w:numId w:val="1"/>
-        </w:numPr>
-        <w:widowControl w:val="true"/>
-        <w:keepLines/>
-      </w:pPr>
-      <w:r>
-        <w:rPr>
-          <w:rFonts w:ascii="Calibri" w:hAnsi="Calibri"/>
-          <w:b w:val="0"/>
-          <w:sz w:val="21"/>
-          <w:szCs w:val="21"/>
-        </w:rPr>
-        <w:t>Built the marketing and booking site for The Falls RV Park in Davis, Oklahoma (amenities, rates, policies, FAQ, gallery, and online reservations).</w:t>
-      </w:r>
-    </w:p>
-    <w:p>
-      <w:pPr>
-        <w:spacing w:before="0" w:after="30" w:line="240" w:lineRule="auto" w:beforeAutospacing="0" w:afterAutospacing="0"/>
-        <w:numPr>
-          <w:ilvl w:val="0"/>
-          <w:numId w:val="1"/>
-        </w:numPr>
-        <w:widowControl w:val="true"/>
-        <w:keepLines/>
-      </w:pPr>
-      <w:r>
-        <w:rPr>
-          <w:rFonts w:ascii="Calibri" w:hAnsi="Calibri"/>
-          <w:b w:val="0"/>
-          <w:sz w:val="21"/>
-          <w:szCs w:val="21"/>
-        </w:rPr>
-        <w:t>Delivered with GoDaddy Website Builder, including membership bookings and onsite manager contact details.</w:t>
+        <w:t xml:space="preserve">Client: DiscoverJobs  |  Live product: discoverjobs.org</w:t>
+      </w:r>
+    </w:p>
+    <w:p>
+      <w:pPr>
+        <w:spacing w:before="0" w:after="30" w:line="240" w:lineRule="auto" w:beforeAutospacing="0" w:afterAutospacing="0"/>
+        <w:numPr>
+          <w:ilvl w:val="0"/>
+          <w:numId w:val="1"/>
+        </w:numPr>
+        <w:widowControl w:val="true"/>
+        <w:keepLines/>
+      </w:pPr>
+      <w:r>
+        <w:rPr>
+          <w:rFonts w:ascii="Calibri" w:hAnsi="Calibri"/>
+          <w:b w:val="0"/>
+          <w:sz w:val="21"/>
+          <w:szCs w:val="21"/>
+        </w:rPr>
+        <w:t xml:space="preserve">Full-Stack Job Board (discoverjobs.org): Built and deployed a multi-market platform (Vue 3, Inertia.js, Laravel, Tailwind) handling seeker, employer, and admin surfaces.</w:t>
+      </w:r>
+    </w:p>
+    <w:p>
+      <w:pPr>
+        <w:spacing w:before="0" w:after="30" w:line="240" w:lineRule="auto" w:beforeAutospacing="0" w:afterAutospacing="0"/>
+        <w:numPr>
+          <w:ilvl w:val="0"/>
+          <w:numId w:val="1"/>
+        </w:numPr>
+        <w:widowControl w:val="true"/>
+        <w:keepLines/>
+      </w:pPr>
+      <w:r>
+        <w:rPr>
+          <w:rFonts w:ascii="Calibri" w:hAnsi="Calibri"/>
+          <w:b w:val="0"/>
+          <w:sz w:val="21"/>
+          <w:szCs w:val="21"/>
+        </w:rPr>
+        <w:t xml:space="preserve">Payments &amp; Storage: Integrated automated paid listings via Xendit API/webhooks and Cloudflare R2 for file storage.</w:t>
+      </w:r>
+    </w:p>
+    <w:p>
+      <w:pPr>
+        <w:spacing w:before="0" w:after="30" w:line="240" w:lineRule="auto" w:beforeAutospacing="0" w:afterAutospacing="0"/>
+        <w:numPr>
+          <w:ilvl w:val="0"/>
+          <w:numId w:val="1"/>
+        </w:numPr>
+        <w:widowControl w:val="true"/>
+        <w:keepLines/>
+      </w:pPr>
+      <w:r>
+        <w:rPr>
+          <w:rFonts w:ascii="Calibri" w:hAnsi="Calibri"/>
+          <w:b w:val="0"/>
+          <w:sz w:val="21"/>
+          <w:szCs w:val="21"/>
+        </w:rPr>
+        <w:t xml:space="preserve">Search &amp; Performance: Engineered typo-tolerant search using Meilisearch and Redis cache warming fed by external job aggregation APIs.</w:t>
+      </w:r>
+    </w:p>
+    <w:p>
+      <w:pPr>
+        <w:spacing w:before="0" w:after="30" w:line="240" w:lineRule="auto" w:beforeAutospacing="0" w:afterAutospacing="0"/>
+        <w:numPr>
+          <w:ilvl w:val="0"/>
+          <w:numId w:val="1"/>
+        </w:numPr>
+        <w:widowControl w:val="true"/>
+        <w:keepLines/>
+      </w:pPr>
+      <w:r>
+        <w:rPr>
+          <w:rFonts w:ascii="Calibri" w:hAnsi="Calibri"/>
+          <w:b w:val="0"/>
+          <w:sz w:val="21"/>
+          <w:szCs w:val="21"/>
+        </w:rPr>
+        <w:t xml:space="preserve">Real-Time &amp; Security: Implemented WebSocket chat/notifications (Laravel Reverb/Echo) and robust security with 2FA, passkeys (Fortify), and RBAC policies.</w:t>
+      </w:r>
+    </w:p>
+    <w:p>
+      <w:pPr>
+        <w:spacing w:before="0" w:after="30" w:line="240" w:lineRule="auto" w:beforeAutospacing="0" w:afterAutospacing="0"/>
+        <w:numPr>
+          <w:ilvl w:val="0"/>
+          <w:numId w:val="1"/>
+        </w:numPr>
+        <w:widowControl w:val="true"/>
+        <w:keepLines/>
+      </w:pPr>
+      <w:r>
+        <w:rPr>
+          <w:rFonts w:ascii="Calibri" w:hAnsi="Calibri"/>
+          <w:b w:val="0"/>
+          <w:sz w:val="21"/>
+          <w:szCs w:val="21"/>
+        </w:rPr>
+        <w:t xml:space="preserve">AI &amp; Microservices: Built a BIR-accredited accounting microservice in under 1 month and integrated an AI admin tool (LangChain/RAG) for tax data extraction.</w:t>
+      </w:r>
+    </w:p>
+    <w:p>
+      <w:pPr>
+        <w:spacing w:before="0" w:after="30" w:line="240" w:lineRule="auto" w:beforeAutospacing="0" w:afterAutospacing="0"/>
+        <w:numPr>
+          <w:ilvl w:val="0"/>
+          <w:numId w:val="1"/>
+        </w:numPr>
+        <w:widowControl w:val="true"/>
+        <w:keepLines/>
+      </w:pPr>
+      <w:r>
+        <w:rPr>
+          <w:rFonts w:ascii="Calibri" w:hAnsi="Calibri"/>
+          <w:b w:val="0"/>
+          <w:sz w:val="21"/>
+          <w:szCs w:val="21"/>
+        </w:rPr>
+        <w:t xml:space="preserve">DevOps &amp; QA: Maintained PHPUnit test suites, automated Forge deployments, and health monitoring via Laravel Nightwatch.</w:t>
       </w:r>
     </w:p>
     <w:p>
@@ -762,9 +555,8 @@
           <w:sz w:val="22"/>
           <w:szCs w:val="22"/>
         </w:rPr>
-        <w:t>Full-Stack Developer  –  Elgada BPO Solutions (Remote)</w:t>
+        <w:t xml:space="preserve">Full-Stack Developer  -  Elgada BPO Solutions (Remote)  |  2021 – 2025</w:t>
         <w:tab/>
-        <w:t>2021 – 2025</w:t>
       </w:r>
     </w:p>
     <w:p>
@@ -780,318 +572,87 @@
           <w:sz w:val="22"/>
           <w:szCs w:val="22"/>
         </w:rPr>
-        <w:t xml:space="preserve">Client: Streamline Verify  ·  Live product: </w:t>
-      </w:r>
-      <w:hyperlink r:id="rId8">
-        <w:r>
-          <w:rPr>
-            <w:rFonts w:ascii="Calibri" w:hAnsi="Calibri"/>
-            <w:b/>
-            <w:sz w:val="22"/>
-            <w:color w:val="0563C1"/>
-            <w:u w:val="single"/>
-            <w:szCs w:val="22"/>
-          </w:rPr>
-          <w:t>streamlineverify.com</w:t>
-        </w:r>
-      </w:hyperlink>
-    </w:p>
-    <w:p>
-      <w:pPr>
-        <w:spacing w:before="0" w:after="30" w:line="240" w:lineRule="auto" w:beforeAutospacing="0" w:afterAutospacing="0"/>
-        <w:numPr>
-          <w:ilvl w:val="0"/>
-          <w:numId w:val="1"/>
-        </w:numPr>
-        <w:widowControl w:val="true"/>
-        <w:keepLines/>
-      </w:pPr>
-      <w:r>
-        <w:rPr>
-          <w:rFonts w:ascii="Calibri" w:hAnsi="Calibri"/>
-          <w:b w:val="0"/>
-          <w:sz w:val="21"/>
-          <w:szCs w:val="21"/>
-        </w:rPr>
-        <w:t>Built features for Streamline Verify, a U.S. healthcare compliance and exclusion-screening platform on Salesforce, used by licensed healthcare organizations nationwide.</w:t>
-      </w:r>
-    </w:p>
-    <w:p>
-      <w:pPr>
-        <w:spacing w:before="0" w:after="30" w:line="240" w:lineRule="auto" w:beforeAutospacing="0" w:afterAutospacing="0"/>
-        <w:numPr>
-          <w:ilvl w:val="0"/>
-          <w:numId w:val="1"/>
-        </w:numPr>
-        <w:widowControl w:val="true"/>
-        <w:keepLines/>
-      </w:pPr>
-      <w:r>
-        <w:rPr>
-          <w:rFonts w:ascii="Calibri" w:hAnsi="Calibri"/>
-          <w:b w:val="0"/>
-          <w:sz w:val="21"/>
-          <w:szCs w:val="21"/>
-        </w:rPr>
-        <w:t>Implemented 10–50 front-end/back-end features and bug fixes per month to keep the product stable.</w:t>
-      </w:r>
-    </w:p>
-    <w:p>
-      <w:pPr>
-        <w:spacing w:before="0" w:after="30" w:line="240" w:lineRule="auto" w:beforeAutospacing="0" w:afterAutospacing="0"/>
-        <w:numPr>
-          <w:ilvl w:val="0"/>
-          <w:numId w:val="1"/>
-        </w:numPr>
-        <w:widowControl w:val="true"/>
-        <w:keepLines/>
-      </w:pPr>
-      <w:r>
-        <w:rPr>
-          <w:rFonts w:ascii="Calibri" w:hAnsi="Calibri"/>
-          <w:b w:val="0"/>
-          <w:sz w:val="21"/>
-          <w:szCs w:val="21"/>
-        </w:rPr>
-        <w:t>Improved internal documentation, including onboarding materials that help new team members get up to speed faster.</w:t>
-      </w:r>
-    </w:p>
-    <w:p>
-      <w:pPr>
-        <w:spacing w:before="0" w:after="30" w:line="240" w:lineRule="auto" w:beforeAutospacing="0" w:afterAutospacing="0"/>
-        <w:numPr>
-          <w:ilvl w:val="0"/>
-          <w:numId w:val="1"/>
-        </w:numPr>
-        <w:widowControl w:val="true"/>
-        <w:keepLines/>
-      </w:pPr>
-      <w:r>
-        <w:rPr>
-          <w:rFonts w:ascii="Calibri" w:hAnsi="Calibri"/>
-          <w:b w:val="0"/>
-          <w:sz w:val="21"/>
-          <w:szCs w:val="21"/>
-        </w:rPr>
-        <w:t>Performed UI and SQL performance optimizations that cut query time and improved responsiveness by up to 40%.</w:t>
-      </w:r>
-    </w:p>
-    <w:p>
-      <w:pPr>
-        <w:spacing w:before="0" w:after="30" w:line="240" w:lineRule="auto" w:beforeAutospacing="0" w:afterAutospacing="0"/>
-        <w:numPr>
-          <w:ilvl w:val="0"/>
-          <w:numId w:val="1"/>
-        </w:numPr>
-        <w:widowControl w:val="true"/>
-        <w:keepLines/>
-      </w:pPr>
-      <w:r>
-        <w:rPr>
-          <w:rFonts w:ascii="Calibri" w:hAnsi="Calibri"/>
-          <w:b w:val="0"/>
-          <w:sz w:val="21"/>
-          <w:szCs w:val="21"/>
-        </w:rPr>
-        <w:t>Refactored legacy source code onto modern stacks so the codebase is easier to maintain and extend.</w:t>
-      </w:r>
-    </w:p>
-    <w:p>
-      <w:pPr>
-        <w:spacing w:before="0" w:after="30" w:line="240" w:lineRule="auto" w:beforeAutospacing="0" w:afterAutospacing="0"/>
-        <w:numPr>
-          <w:ilvl w:val="0"/>
-          <w:numId w:val="1"/>
-        </w:numPr>
-        <w:widowControl w:val="true"/>
-        <w:keepLines/>
-      </w:pPr>
-      <w:r>
-        <w:rPr>
-          <w:rFonts w:ascii="Calibri" w:hAnsi="Calibri"/>
-          <w:b w:val="0"/>
-          <w:sz w:val="21"/>
-          <w:szCs w:val="21"/>
-        </w:rPr>
-        <w:t>Worked across a multi-stack environment spanning React, Next.js, GraphQL, Vue, Laravel, and Python (Flask).</w:t>
-      </w:r>
-    </w:p>
-    <w:p>
-      <w:pPr>
-        <w:spacing w:before="0" w:after="30" w:line="240" w:lineRule="auto" w:beforeAutospacing="0" w:afterAutospacing="0"/>
-        <w:numPr>
-          <w:ilvl w:val="0"/>
-          <w:numId w:val="1"/>
-        </w:numPr>
-        <w:widowControl w:val="true"/>
-        <w:keepLines/>
-      </w:pPr>
-      <w:r>
-        <w:rPr>
-          <w:rFonts w:ascii="Calibri" w:hAnsi="Calibri"/>
-          <w:b w:val="0"/>
-          <w:sz w:val="21"/>
-          <w:szCs w:val="21"/>
-        </w:rPr>
-        <w:t>Served as a technical point of contact for client-facing security due diligence, responding directly to end-client security questionnaires (including SOC 2) to support compliance reviews and vendor risk assessments.</w:t>
-      </w:r>
-    </w:p>
-    <w:p>
-      <w:pPr>
-        <w:spacing w:before="0" w:after="30" w:line="240" w:lineRule="auto" w:beforeAutospacing="0" w:afterAutospacing="0"/>
-        <w:numPr>
-          <w:ilvl w:val="0"/>
-          <w:numId w:val="1"/>
-        </w:numPr>
-        <w:widowControl w:val="true"/>
-        <w:keepLines/>
-      </w:pPr>
-      <w:r>
-        <w:rPr>
-          <w:rFonts w:ascii="Calibri" w:hAnsi="Calibri"/>
-          <w:b w:val="0"/>
-          <w:sz w:val="21"/>
-          <w:szCs w:val="21"/>
-        </w:rPr>
-        <w:t>Used Sentry for error tracking and performance monitoring in production.</w:t>
-      </w:r>
-    </w:p>
-    <w:p>
-      <w:pPr>
-        <w:spacing w:before="36" w:after="8" w:line="240" w:lineRule="auto" w:beforeAutospacing="0" w:afterAutospacing="0"/>
-        <w:widowControl w:val="true"/>
-        <w:keepNext/>
-      </w:pPr>
-      <w:r>
-        <w:rPr>
-          <w:rFonts w:ascii="Calibri" w:hAnsi="Calibri"/>
-          <w:b/>
-          <w:sz w:val="22"/>
-          <w:szCs w:val="22"/>
-        </w:rPr>
-        <w:t xml:space="preserve">Client: Cosawi  ·  Live product: </w:t>
-      </w:r>
-      <w:hyperlink r:id="rId11">
-        <w:r>
-          <w:rPr>
-            <w:rFonts w:ascii="Calibri" w:hAnsi="Calibri"/>
-            <w:b/>
-            <w:sz w:val="22"/>
-            <w:color w:val="0563C1"/>
-            <w:u w:val="single"/>
-            <w:szCs w:val="22"/>
-          </w:rPr>
-          <w:t>cosawi.com</w:t>
-        </w:r>
-      </w:hyperlink>
-    </w:p>
-    <w:p>
-      <w:pPr>
-        <w:spacing w:before="0" w:after="30" w:line="240" w:lineRule="auto" w:beforeAutospacing="0" w:afterAutospacing="0"/>
-        <w:numPr>
-          <w:ilvl w:val="0"/>
-          <w:numId w:val="1"/>
-        </w:numPr>
-        <w:widowControl w:val="true"/>
-        <w:keepLines/>
-      </w:pPr>
-      <w:r>
-        <w:rPr>
-          <w:rFonts w:ascii="Calibri" w:hAnsi="Calibri"/>
-          <w:b w:val="0"/>
-          <w:sz w:val="21"/>
-          <w:szCs w:val="21"/>
-        </w:rPr>
-        <w:t>Built the marketing site for Cosawi, a consultancy that helps organizations with business transformation from vision and strategy through implementation.</w:t>
-      </w:r>
-    </w:p>
-    <w:p>
-      <w:pPr>
-        <w:spacing w:before="0" w:after="30" w:line="240" w:lineRule="auto" w:beforeAutospacing="0" w:afterAutospacing="0"/>
-        <w:numPr>
-          <w:ilvl w:val="0"/>
-          <w:numId w:val="1"/>
-        </w:numPr>
-        <w:widowControl w:val="true"/>
-        <w:keepLines/>
-      </w:pPr>
-      <w:r>
-        <w:rPr>
-          <w:rFonts w:ascii="Calibri" w:hAnsi="Calibri"/>
-          <w:b w:val="0"/>
-          <w:sz w:val="21"/>
-          <w:szCs w:val="21"/>
-        </w:rPr>
-        <w:t>Delivered on WordPress with the Divi theme, covering company story, approach, resources, partner and client showcases, and a contact form.</w:t>
-      </w:r>
-    </w:p>
-    <w:p>
-      <w:pPr>
-        <w:spacing w:before="36" w:after="8" w:line="240" w:lineRule="auto" w:beforeAutospacing="0" w:afterAutospacing="0"/>
-        <w:widowControl w:val="true"/>
-        <w:keepNext/>
-      </w:pPr>
-      <w:r>
-        <w:rPr>
-          <w:rFonts w:ascii="Calibri" w:hAnsi="Calibri"/>
-          <w:b/>
-          <w:sz w:val="22"/>
-          <w:szCs w:val="22"/>
-        </w:rPr>
-        <w:t xml:space="preserve">Client: Lanterra Group  ·  Live product: </w:t>
-      </w:r>
-      <w:hyperlink r:id="rId12">
-        <w:r>
-          <w:rPr>
-            <w:rFonts w:ascii="Calibri" w:hAnsi="Calibri"/>
-            <w:b/>
-            <w:sz w:val="22"/>
-            <w:color w:val="0563C1"/>
-            <w:u w:val="single"/>
-            <w:szCs w:val="22"/>
-          </w:rPr>
-          <w:t>lanterragroup.com</w:t>
-        </w:r>
-      </w:hyperlink>
-    </w:p>
-    <w:p>
-      <w:pPr>
-        <w:spacing w:before="0" w:after="30" w:line="240" w:lineRule="auto" w:beforeAutospacing="0" w:afterAutospacing="0"/>
-        <w:numPr>
-          <w:ilvl w:val="0"/>
-          <w:numId w:val="1"/>
-        </w:numPr>
-        <w:widowControl w:val="true"/>
-        <w:keepLines/>
-      </w:pPr>
-      <w:r>
-        <w:rPr>
-          <w:rFonts w:ascii="Calibri" w:hAnsi="Calibri"/>
-          <w:b w:val="0"/>
-          <w:sz w:val="21"/>
-          <w:szCs w:val="21"/>
-        </w:rPr>
-        <w:t>Built the marketing site for Lanterra Group, a North Texas real estate development and construction firm (story, team, markets, services, portfolio, careers, and contact).</w:t>
-      </w:r>
-    </w:p>
-    <w:p>
-      <w:pPr>
-        <w:spacing w:before="0" w:after="30" w:line="240" w:lineRule="auto" w:beforeAutospacing="0" w:afterAutospacing="0"/>
-        <w:numPr>
-          <w:ilvl w:val="0"/>
-          <w:numId w:val="1"/>
-        </w:numPr>
-        <w:widowControl w:val="true"/>
-        <w:keepLines/>
-      </w:pPr>
-      <w:r>
-        <w:rPr>
-          <w:rFonts w:ascii="Calibri" w:hAnsi="Calibri"/>
-          <w:b w:val="0"/>
-          <w:sz w:val="21"/>
-          <w:szCs w:val="21"/>
-        </w:rPr>
-        <w:t>Delivered in Webflow with Lottie motion and a careers application form.</w:t>
+        <w:t xml:space="preserve">Client: Streamline Verify  |  Live product: streamlineverify.com</w:t>
+      </w:r>
+    </w:p>
+    <w:p>
+      <w:pPr>
+        <w:spacing w:before="0" w:after="30" w:line="240" w:lineRule="auto" w:beforeAutospacing="0" w:afterAutospacing="0"/>
+        <w:numPr>
+          <w:ilvl w:val="0"/>
+          <w:numId w:val="1"/>
+        </w:numPr>
+        <w:widowControl w:val="true"/>
+        <w:keepLines/>
+      </w:pPr>
+      <w:r>
+        <w:rPr>
+          <w:rFonts w:ascii="Calibri" w:hAnsi="Calibri"/>
+          <w:b w:val="0"/>
+          <w:sz w:val="21"/>
+          <w:szCs w:val="21"/>
+        </w:rPr>
+        <w:t xml:space="preserve">Full-Stack Engineering: Developed core compliance features for Streamline Verify using React, Next.js, Express, Node.js, GraphQL, Vue, Laravel, and Python (Flask).</w:t>
+      </w:r>
+    </w:p>
+    <w:p>
+      <w:pPr>
+        <w:spacing w:before="0" w:after="30" w:line="240" w:lineRule="auto" w:beforeAutospacing="0" w:afterAutospacing="0"/>
+        <w:numPr>
+          <w:ilvl w:val="0"/>
+          <w:numId w:val="1"/>
+        </w:numPr>
+        <w:widowControl w:val="true"/>
+        <w:keepLines/>
+      </w:pPr>
+      <w:r>
+        <w:rPr>
+          <w:rFonts w:ascii="Calibri" w:hAnsi="Calibri"/>
+          <w:b w:val="0"/>
+          <w:sz w:val="21"/>
+          <w:szCs w:val="21"/>
+        </w:rPr>
+        <w:t xml:space="preserve">Performance &amp; Optimization: Boosted query speeds and responsiveness up to 40% via targeted UI and SQL optimizations; refactored legacy code for scalability.</w:t>
+      </w:r>
+    </w:p>
+    <w:p>
+      <w:pPr>
+        <w:spacing w:before="0" w:after="30" w:line="240" w:lineRule="auto" w:beforeAutospacing="0" w:afterAutospacing="0"/>
+        <w:numPr>
+          <w:ilvl w:val="0"/>
+          <w:numId w:val="1"/>
+        </w:numPr>
+        <w:widowControl w:val="true"/>
+        <w:keepLines/>
+      </w:pPr>
+      <w:r>
+        <w:rPr>
+          <w:rFonts w:ascii="Calibri" w:hAnsi="Calibri"/>
+          <w:b w:val="0"/>
+          <w:sz w:val="21"/>
+          <w:szCs w:val="21"/>
+        </w:rPr>
+        <w:t xml:space="preserve">Security &amp; Compliance: Managed technical security due diligence, leading responses for client SOC 2 questionnaires and vendor risk assessments.</w:t>
+      </w:r>
+    </w:p>
+    <w:p>
+      <w:pPr>
+        <w:spacing w:before="0" w:after="30" w:line="240" w:lineRule="auto" w:beforeAutospacing="0" w:afterAutospacing="0"/>
+        <w:numPr>
+          <w:ilvl w:val="0"/>
+          <w:numId w:val="1"/>
+        </w:numPr>
+        <w:widowControl w:val="true"/>
+        <w:keepLines/>
+      </w:pPr>
+      <w:r>
+        <w:rPr>
+          <w:rFonts w:ascii="Calibri" w:hAnsi="Calibri"/>
+          <w:b w:val="0"/>
+          <w:sz w:val="21"/>
+          <w:szCs w:val="21"/>
+        </w:rPr>
+        <w:t xml:space="preserve">Leadership &amp; Mentorship: Mentored junior engineers, directing daily task execution, code reviews, and quality standards.</w:t>
       </w:r>
     </w:p>
     <w:p>
@@ -1110,9 +671,8 @@
           <w:sz w:val="22"/>
           <w:szCs w:val="22"/>
         </w:rPr>
-        <w:t>Web Developer &amp; Board Member  –  Champion4Heroes (Remote)</w:t>
+        <w:t xml:space="preserve">Full-Stack Developer &amp; Board Member  -  Champion4Heroes (Remote)  |  2020 – 2021</w:t>
         <w:tab/>
-        <w:t>2020 – 2021</w:t>
       </w:r>
     </w:p>
     <w:p>
@@ -1129,145 +689,47 @@
           <w:szCs w:val="21"/>
           <w:i/>
         </w:rPr>
-        <w:t>501(c)(3) nonprofit uniting World Champion athletes with Veterans to honor and memorialize their service.</w:t>
-      </w:r>
-    </w:p>
-    <w:p>
-      <w:pPr>
-        <w:spacing w:before="0" w:after="30" w:line="240" w:lineRule="auto" w:beforeAutospacing="0" w:afterAutospacing="0"/>
-        <w:numPr>
-          <w:ilvl w:val="0"/>
-          <w:numId w:val="1"/>
-        </w:numPr>
-        <w:widowControl w:val="true"/>
-        <w:keepLines/>
-      </w:pPr>
-      <w:r>
-        <w:rPr>
-          <w:rFonts w:ascii="Calibri" w:hAnsi="Calibri"/>
-          <w:b w:val="0"/>
-          <w:sz w:val="21"/>
-          <w:szCs w:val="21"/>
-        </w:rPr>
-        <w:t>Developed and maintained the organization's website remotely from the Philippines while serving as a Board Member involved in strategy and decision-making.</w:t>
-      </w:r>
-    </w:p>
-    <w:p>
-      <w:pPr>
-        <w:spacing w:before="0" w:after="30" w:line="240" w:lineRule="auto" w:beforeAutospacing="0" w:afterAutospacing="0"/>
-        <w:numPr>
-          <w:ilvl w:val="0"/>
-          <w:numId w:val="1"/>
-        </w:numPr>
-        <w:widowControl w:val="true"/>
-        <w:keepLines/>
-      </w:pPr>
-      <w:r>
-        <w:rPr>
-          <w:rFonts w:ascii="Calibri" w:hAnsi="Calibri"/>
-          <w:b w:val="0"/>
-          <w:sz w:val="21"/>
-          <w:szCs w:val="21"/>
-        </w:rPr>
-        <w:t>Conducted interviews with boxing champions and researched their careers to support recognition events in the United States.</w:t>
-      </w:r>
-    </w:p>
-    <w:p>
-      <w:pPr>
-        <w:spacing w:before="36" w:after="8" w:line="240" w:lineRule="auto" w:beforeAutospacing="0" w:afterAutospacing="0"/>
-        <w:widowControl w:val="true"/>
-        <w:keepNext/>
-      </w:pPr>
-      <w:r>
-        <w:rPr>
-          <w:rFonts w:ascii="Calibri" w:hAnsi="Calibri"/>
-          <w:b/>
-          <w:sz w:val="22"/>
-          <w:szCs w:val="22"/>
-        </w:rPr>
-        <w:t xml:space="preserve">Project: Eva Jones-Young  ·  Live product: </w:t>
-      </w:r>
-      <w:hyperlink r:id="rId13">
-        <w:r>
-          <w:rPr>
-            <w:rFonts w:ascii="Calibri" w:hAnsi="Calibri"/>
-            <w:b/>
-            <w:sz w:val="22"/>
-            <w:color w:val="0563C1"/>
-            <w:u w:val="single"/>
-            <w:szCs w:val="22"/>
-          </w:rPr>
-          <w:t>evajonesyoung.wixsite.com/sweetmagic</w:t>
-        </w:r>
-      </w:hyperlink>
-    </w:p>
-    <w:p>
-      <w:pPr>
-        <w:spacing w:before="0" w:after="30" w:line="240" w:lineRule="auto" w:beforeAutospacing="0" w:afterAutospacing="0"/>
-        <w:numPr>
-          <w:ilvl w:val="0"/>
-          <w:numId w:val="1"/>
-        </w:numPr>
-        <w:widowControl w:val="true"/>
-        <w:keepLines/>
-      </w:pPr>
-      <w:r>
-        <w:rPr>
-          <w:rFonts w:ascii="Calibri" w:hAnsi="Calibri"/>
-          <w:b w:val="0"/>
-          <w:sz w:val="21"/>
-          <w:szCs w:val="21"/>
-        </w:rPr>
-        <w:t>Built the official and personal site for Eva D. Jones-Young ("Sweet Magic"), a 14× martial arts champion, 3× boxing world champion, and 10× Hall of Fame inductee. Built on Wix with bio, documentary, news, affiliations, merchandise, and contact.</w:t>
-      </w:r>
-    </w:p>
-    <w:p>
-      <w:pPr>
-        <w:spacing w:before="36" w:after="8" w:line="240" w:lineRule="auto" w:beforeAutospacing="0" w:afterAutospacing="0"/>
-        <w:widowControl w:val="true"/>
-        <w:keepNext/>
-      </w:pPr>
-      <w:r>
-        <w:rPr>
-          <w:rFonts w:ascii="Calibri" w:hAnsi="Calibri"/>
-          <w:b/>
-          <w:sz w:val="22"/>
-          <w:szCs w:val="22"/>
-        </w:rPr>
-        <w:t xml:space="preserve">Project: Sweet Magic Popcorn  ·  Live product: </w:t>
-      </w:r>
-      <w:hyperlink r:id="rId14">
-        <w:r>
-          <w:rPr>
-            <w:rFonts w:ascii="Calibri" w:hAnsi="Calibri"/>
-            <w:b/>
-            <w:sz w:val="22"/>
-            <w:color w:val="0563C1"/>
-            <w:u w:val="single"/>
-            <w:szCs w:val="22"/>
-          </w:rPr>
-          <w:t>sweetmagicpopcorn.com</w:t>
-        </w:r>
-      </w:hyperlink>
-    </w:p>
-    <w:p>
-      <w:pPr>
-        <w:spacing w:before="0" w:after="30" w:line="240" w:lineRule="auto" w:beforeAutospacing="0" w:afterAutospacing="0"/>
-        <w:numPr>
-          <w:ilvl w:val="0"/>
-          <w:numId w:val="1"/>
-        </w:numPr>
-        <w:widowControl w:val="true"/>
-        <w:keepLines/>
-      </w:pPr>
-      <w:r>
-        <w:rPr>
-          <w:rFonts w:ascii="Calibri" w:hAnsi="Calibri"/>
-          <w:b w:val="0"/>
-          <w:sz w:val="21"/>
-          <w:szCs w:val="21"/>
-        </w:rPr>
-        <w:t>Delivered the e-commerce and brand site for Sweet Magic Popcorn LLC on GoDaddy Website Builder, including package details, nutrition info, brand story, media, and store links to Amazon and the web shop.</w:t>
+        <w:t xml:space="preserve">501(c)(3) nonprofit uniting World Champion athletes with Veterans to honor and memorialize their service.</w:t>
+      </w:r>
+    </w:p>
+    <w:p>
+      <w:pPr>
+        <w:spacing w:before="0" w:after="30" w:line="240" w:lineRule="auto" w:beforeAutospacing="0" w:afterAutospacing="0"/>
+        <w:numPr>
+          <w:ilvl w:val="0"/>
+          <w:numId w:val="1"/>
+        </w:numPr>
+        <w:widowControl w:val="true"/>
+        <w:keepLines/>
+      </w:pPr>
+      <w:r>
+        <w:rPr>
+          <w:rFonts w:ascii="Calibri" w:hAnsi="Calibri"/>
+          <w:b w:val="0"/>
+          <w:sz w:val="21"/>
+          <w:szCs w:val="21"/>
+        </w:rPr>
+        <w:t xml:space="preserve">Board Governance &amp; Strategy: Served as a remote Board Member, driving strategic decision-making and operational process improvements.</w:t>
+      </w:r>
+    </w:p>
+    <w:p>
+      <w:pPr>
+        <w:spacing w:before="0" w:after="30" w:line="240" w:lineRule="auto" w:beforeAutospacing="0" w:afterAutospacing="0"/>
+        <w:numPr>
+          <w:ilvl w:val="0"/>
+          <w:numId w:val="1"/>
+        </w:numPr>
+        <w:widowControl w:val="true"/>
+        <w:keepLines/>
+      </w:pPr>
+      <w:r>
+        <w:rPr>
+          <w:rFonts w:ascii="Calibri" w:hAnsi="Calibri"/>
+          <w:b w:val="0"/>
+          <w:sz w:val="21"/>
+          <w:szCs w:val="21"/>
+        </w:rPr>
+        <w:t xml:space="preserve">Web Development &amp; Maintenance: Developed and maintained the core organizational website using WordPress and Next.js.</w:t>
       </w:r>
     </w:p>
     <w:p>
@@ -1286,9 +748,8 @@
           <w:sz w:val="22"/>
           <w:szCs w:val="22"/>
         </w:rPr>
-        <w:t>Senior Software Engineer  –  Kyocera Document Solutions</w:t>
+        <w:t xml:space="preserve">Senior Software Engineer  -  Kyocera Document Solutions  |  2012 – 2020</w:t>
         <w:tab/>
-        <w:t>2012 – 2020</w:t>
       </w:r>
     </w:p>
     <w:p>
@@ -1324,147 +785,67 @@
           <w:sz w:val="21"/>
           <w:szCs w:val="21"/>
         </w:rPr>
-        <w:t>Hired among the top 5% of applicants that fiscal year, per HR presentation.</w:t>
-      </w:r>
-    </w:p>
-    <w:p>
-      <w:pPr>
-        <w:spacing w:before="0" w:after="30" w:line="240" w:lineRule="auto" w:beforeAutospacing="0" w:afterAutospacing="0"/>
-        <w:numPr>
-          <w:ilvl w:val="0"/>
-          <w:numId w:val="1"/>
-        </w:numPr>
-        <w:widowControl w:val="true"/>
-        <w:keepLines/>
-      </w:pPr>
-      <w:r>
-        <w:rPr>
-          <w:rFonts w:ascii="Calibri" w:hAnsi="Calibri"/>
-          <w:b w:val="0"/>
-          <w:sz w:val="21"/>
-          <w:szCs w:val="21"/>
-        </w:rPr>
-        <w:t>Reviewed source code for quality, consistency, and coding standards.</w:t>
-      </w:r>
-    </w:p>
-    <w:p>
-      <w:pPr>
-        <w:spacing w:before="0" w:after="30" w:line="240" w:lineRule="auto" w:beforeAutospacing="0" w:afterAutospacing="0"/>
-        <w:numPr>
-          <w:ilvl w:val="0"/>
-          <w:numId w:val="1"/>
-        </w:numPr>
-        <w:widowControl w:val="true"/>
-        <w:keepLines/>
-      </w:pPr>
-      <w:r>
-        <w:rPr>
-          <w:rFonts w:ascii="Calibri" w:hAnsi="Calibri"/>
-          <w:b w:val="0"/>
-          <w:sz w:val="21"/>
-          <w:szCs w:val="21"/>
-        </w:rPr>
-        <w:t>Served as Component Leader responsible for planning, analysis, design, implementation, and unit testing of embedded software for multifunctional printers using C, C++, and proprietary company frameworks.</w:t>
-      </w:r>
-    </w:p>
-    <w:p>
-      <w:pPr>
-        <w:spacing w:before="0" w:after="30" w:line="240" w:lineRule="auto" w:beforeAutospacing="0" w:afterAutospacing="0"/>
-        <w:numPr>
-          <w:ilvl w:val="0"/>
-          <w:numId w:val="1"/>
-        </w:numPr>
-        <w:widowControl w:val="true"/>
-        <w:keepLines/>
-      </w:pPr>
-      <w:r>
-        <w:rPr>
-          <w:rFonts w:ascii="Calibri" w:hAnsi="Calibri"/>
-          <w:b w:val="0"/>
-          <w:sz w:val="21"/>
-          <w:szCs w:val="21"/>
-        </w:rPr>
-        <w:t>One of the first ISO internal auditors, part of the team that helped the company pass its first-round ISO certification.</w:t>
-      </w:r>
-    </w:p>
-    <w:p>
-      <w:pPr>
-        <w:spacing w:before="0" w:after="30" w:line="240" w:lineRule="auto" w:beforeAutospacing="0" w:afterAutospacing="0"/>
-        <w:numPr>
-          <w:ilvl w:val="0"/>
-          <w:numId w:val="1"/>
-        </w:numPr>
-        <w:widowControl w:val="true"/>
-        <w:keepLines/>
-      </w:pPr>
-      <w:r>
-        <w:rPr>
-          <w:rFonts w:ascii="Calibri" w:hAnsi="Calibri"/>
-          <w:b w:val="0"/>
-          <w:sz w:val="21"/>
-          <w:szCs w:val="21"/>
-        </w:rPr>
-        <w:t>Unit Test Instructor for 15–30+ new software developers on testing standards and practices.</w:t>
-      </w:r>
-    </w:p>
-    <w:p>
-      <w:pPr>
-        <w:spacing w:before="0" w:after="30" w:line="240" w:lineRule="auto" w:beforeAutospacing="0" w:afterAutospacing="0"/>
-        <w:numPr>
-          <w:ilvl w:val="0"/>
-          <w:numId w:val="1"/>
-        </w:numPr>
-        <w:widowControl w:val="true"/>
-        <w:keepLines/>
-      </w:pPr>
-      <w:r>
-        <w:rPr>
-          <w:rFonts w:ascii="Calibri" w:hAnsi="Calibri"/>
-          <w:b w:val="0"/>
-          <w:sz w:val="21"/>
-          <w:szCs w:val="21"/>
-        </w:rPr>
-        <w:t>Designed and implemented features using ASP.NET Core, C#, PHP, and jQuery, extending product capabilities beyond embedded systems.</w:t>
-      </w:r>
-    </w:p>
-    <w:p>
-      <w:pPr>
-        <w:spacing w:before="0" w:after="30" w:line="240" w:lineRule="auto" w:beforeAutospacing="0" w:afterAutospacing="0"/>
-        <w:numPr>
-          <w:ilvl w:val="0"/>
-          <w:numId w:val="1"/>
-        </w:numPr>
-        <w:widowControl w:val="true"/>
-        <w:keepLines/>
-      </w:pPr>
-      <w:r>
-        <w:rPr>
-          <w:rFonts w:ascii="Calibri" w:hAnsi="Calibri"/>
-          <w:b w:val="0"/>
-          <w:sz w:val="21"/>
-          <w:szCs w:val="21"/>
-        </w:rPr>
-        <w:t>Patent Instructor who guided engineers through patent documentation and submission.</w:t>
-      </w:r>
-    </w:p>
-    <w:p>
-      <w:pPr>
-        <w:spacing w:before="0" w:after="30" w:line="240" w:lineRule="auto" w:beforeAutospacing="0" w:afterAutospacing="0"/>
-        <w:numPr>
-          <w:ilvl w:val="0"/>
-          <w:numId w:val="1"/>
-        </w:numPr>
-        <w:widowControl w:val="true"/>
-        <w:keepLines/>
-      </w:pPr>
-      <w:r>
-        <w:rPr>
-          <w:rFonts w:ascii="Calibri" w:hAnsi="Calibri"/>
-          <w:b w:val="0"/>
-          <w:sz w:val="21"/>
-          <w:szCs w:val="21"/>
-        </w:rPr>
-        <w:t>Selected for 3–5 assignments in Osaka, Japan, leading JP-to-PH tech transfer, team training, and product rollouts.</w:t>
+        <w:t xml:space="preserve">Embedded &amp; Full-Stack Engineering: Led C/C++ embedded software development for multifunctional printers; built extended web features using ASP.NET Core, C#, PHP, and jQuery.</w:t>
+      </w:r>
+    </w:p>
+    <w:p>
+      <w:pPr>
+        <w:spacing w:before="0" w:after="30" w:line="240" w:lineRule="auto" w:beforeAutospacing="0" w:afterAutospacing="0"/>
+        <w:numPr>
+          <w:ilvl w:val="0"/>
+          <w:numId w:val="1"/>
+        </w:numPr>
+        <w:widowControl w:val="true"/>
+        <w:keepLines/>
+      </w:pPr>
+      <w:r>
+        <w:rPr>
+          <w:rFonts w:ascii="Calibri" w:hAnsi="Calibri"/>
+          <w:b w:val="0"/>
+          <w:sz w:val="21"/>
+          <w:szCs w:val="21"/>
+        </w:rPr>
+        <w:t xml:space="preserve">Global Leadership &amp; Tech Transfer: Selected for 3–5 Osaka, Japan assignments to lead Japan-to-Philippines technology transfers, team training, and product rollouts.</w:t>
+      </w:r>
+    </w:p>
+    <w:p>
+      <w:pPr>
+        <w:spacing w:before="0" w:after="30" w:line="240" w:lineRule="auto" w:beforeAutospacing="0" w:afterAutospacing="0"/>
+        <w:numPr>
+          <w:ilvl w:val="0"/>
+          <w:numId w:val="1"/>
+        </w:numPr>
+        <w:widowControl w:val="true"/>
+        <w:keepLines/>
+      </w:pPr>
+      <w:r>
+        <w:rPr>
+          <w:rFonts w:ascii="Calibri" w:hAnsi="Calibri"/>
+          <w:b w:val="0"/>
+          <w:sz w:val="21"/>
+          <w:szCs w:val="21"/>
+        </w:rPr>
+        <w:t xml:space="preserve">Mentorship &amp; Instruction: Taught Unit Testing standards to 30+ new developers and mentored engineers through patent documentation and submission.</w:t>
+      </w:r>
+    </w:p>
+    <w:p>
+      <w:pPr>
+        <w:spacing w:before="0" w:after="30" w:line="240" w:lineRule="auto" w:beforeAutospacing="0" w:afterAutospacing="0"/>
+        <w:numPr>
+          <w:ilvl w:val="0"/>
+          <w:numId w:val="1"/>
+        </w:numPr>
+        <w:widowControl w:val="true"/>
+        <w:keepLines/>
+      </w:pPr>
+      <w:r>
+        <w:rPr>
+          <w:rFonts w:ascii="Calibri" w:hAnsi="Calibri"/>
+          <w:b w:val="0"/>
+          <w:sz w:val="21"/>
+          <w:szCs w:val="21"/>
+        </w:rPr>
+        <w:t xml:space="preserve">Quality, ISO &amp; Hiring: Ranked in the top 5% of hires; served as an initial ISO internal auditor helping secure first-round certification while conducting code quality reviews.</w:t>
       </w:r>
     </w:p>
     <w:p>
@@ -1480,7 +861,7 @@
           <w:sz w:val="22"/>
           <w:szCs w:val="22"/>
         </w:rPr>
-        <w:t>Enterprise &amp; firmware products</w:t>
+        <w:t xml:space="preserve">Enterprise &amp; Firmware Products</w:t>
       </w:r>
     </w:p>
     <w:p>
@@ -1581,6 +962,242 @@
           <w:szCs w:val="21"/>
         </w:rPr>
         <w:t>Contributed C++ firmware and React Native HyPAS work on ECOSYS M3860idnf, plus embedded firmware and panel UI for TASKalfa MZ7001ci and MZ2501ci using C/C++ and company frameworks.</w:t>
+      </w:r>
+    </w:p>
+    <w:p>
+      <w:pPr>
+        <w:tabs>
+          <w:tab w:pos="10420" w:val="right"/>
+        </w:tabs>
+        <w:spacing w:before="16" w:after="10" w:line="240" w:lineRule="auto" w:beforeAutospacing="0" w:afterAutospacing="0"/>
+        <w:widowControl w:val="true"/>
+        <w:keepNext/>
+      </w:pPr>
+      <w:r>
+        <w:rPr>
+          <w:rFonts w:ascii="Calibri" w:hAnsi="Calibri"/>
+          <w:b/>
+          <w:sz w:val="22"/>
+          <w:szCs w:val="22"/>
+        </w:rPr>
+        <w:t xml:space="preserve">Freelance Web Developer · Minor Projects (Remote)</w:t>
+        <w:tab/>
+      </w:r>
+    </w:p>
+    <w:p>
+      <w:pPr>
+        <w:spacing w:before="36" w:after="8" w:line="240" w:lineRule="auto" w:beforeAutospacing="0" w:afterAutospacing="0"/>
+        <w:widowControl w:val="true"/>
+        <w:keepNext/>
+      </w:pPr>
+      <w:r>
+        <w:rPr>
+          <w:rFonts w:ascii="Calibri" w:hAnsi="Calibri"/>
+          <w:b/>
+          <w:sz w:val="22"/>
+          <w:szCs w:val="22"/>
+        </w:rPr>
+        <w:t xml:space="preserve">Freelance: The Retreat  |  Live product: retreat2pk.com</w:t>
+      </w:r>
+    </w:p>
+    <w:p>
+      <w:pPr>
+        <w:spacing w:before="0" w:after="30" w:line="240" w:lineRule="auto" w:beforeAutospacing="0" w:afterAutospacing="0"/>
+        <w:numPr>
+          <w:ilvl w:val="0"/>
+          <w:numId w:val="1"/>
+        </w:numPr>
+        <w:widowControl w:val="true"/>
+        <w:keepLines/>
+      </w:pPr>
+      <w:r>
+        <w:rPr>
+          <w:rFonts w:ascii="Calibri" w:hAnsi="Calibri"/>
+          <w:b w:val="0"/>
+          <w:sz w:val="21"/>
+          <w:szCs w:val="21"/>
+        </w:rPr>
+        <w:t xml:space="preserve">Built and delivered the marketing site for a Possum Kingdom Lake vacation community using WordPress, Avada, PHP, and CSS, including property branding, brochure CTAs, amenities, local guide, gallery, and contact.</w:t>
+      </w:r>
+    </w:p>
+    <w:p>
+      <w:pPr>
+        <w:spacing w:before="36" w:after="8" w:line="240" w:lineRule="auto" w:beforeAutospacing="0" w:afterAutospacing="0"/>
+        <w:widowControl w:val="true"/>
+        <w:keepNext/>
+      </w:pPr>
+      <w:r>
+        <w:rPr>
+          <w:rFonts w:ascii="Calibri" w:hAnsi="Calibri"/>
+          <w:b/>
+          <w:sz w:val="22"/>
+          <w:szCs w:val="22"/>
+        </w:rPr>
+        <w:t xml:space="preserve">Freelance: The Falls RV Park  |  Live product: thefallsrvpark.com</w:t>
+      </w:r>
+    </w:p>
+    <w:p>
+      <w:pPr>
+        <w:spacing w:before="0" w:after="30" w:line="240" w:lineRule="auto" w:beforeAutospacing="0" w:afterAutospacing="0"/>
+        <w:numPr>
+          <w:ilvl w:val="0"/>
+          <w:numId w:val="1"/>
+        </w:numPr>
+        <w:widowControl w:val="true"/>
+        <w:keepLines/>
+      </w:pPr>
+      <w:r>
+        <w:rPr>
+          <w:rFonts w:ascii="Calibri" w:hAnsi="Calibri"/>
+          <w:b w:val="0"/>
+          <w:sz w:val="21"/>
+          <w:szCs w:val="21"/>
+        </w:rPr>
+        <w:t xml:space="preserve">Built and delivered the marketing and booking site using GoDaddy Website Builder, HTML, CSS, and JavaScript, including amenities, rates, policies, FAQ, gallery, reservations, and onsite manager contacts.</w:t>
+      </w:r>
+    </w:p>
+    <w:p>
+      <w:pPr>
+        <w:spacing w:before="36" w:after="8" w:line="240" w:lineRule="auto" w:beforeAutospacing="0" w:afterAutospacing="0"/>
+        <w:widowControl w:val="true"/>
+        <w:keepNext/>
+      </w:pPr>
+      <w:r>
+        <w:rPr>
+          <w:rFonts w:ascii="Calibri" w:hAnsi="Calibri"/>
+          <w:b/>
+          <w:sz w:val="22"/>
+          <w:szCs w:val="22"/>
+        </w:rPr>
+        <w:t xml:space="preserve">Freelance: Cosawi  |  Live product: cosawi.com</w:t>
+      </w:r>
+    </w:p>
+    <w:p>
+      <w:pPr>
+        <w:spacing w:before="0" w:after="30" w:line="240" w:lineRule="auto" w:beforeAutospacing="0" w:afterAutospacing="0"/>
+        <w:numPr>
+          <w:ilvl w:val="0"/>
+          <w:numId w:val="1"/>
+        </w:numPr>
+        <w:widowControl w:val="true"/>
+        <w:keepLines/>
+      </w:pPr>
+      <w:r>
+        <w:rPr>
+          <w:rFonts w:ascii="Calibri" w:hAnsi="Calibri"/>
+          <w:b w:val="0"/>
+          <w:sz w:val="21"/>
+          <w:szCs w:val="21"/>
+        </w:rPr>
+        <w:t xml:space="preserve">Built and delivered a business-transformation consultancy website using WordPress, Divi, PHP, and CSS, including company story, approach, resources, partner/client showcases, and contact.</w:t>
+      </w:r>
+    </w:p>
+    <w:p>
+      <w:pPr>
+        <w:spacing w:before="36" w:after="8" w:line="240" w:lineRule="auto" w:beforeAutospacing="0" w:afterAutospacing="0"/>
+        <w:widowControl w:val="true"/>
+        <w:keepNext/>
+      </w:pPr>
+      <w:r>
+        <w:rPr>
+          <w:rFonts w:ascii="Calibri" w:hAnsi="Calibri"/>
+          <w:b/>
+          <w:sz w:val="22"/>
+          <w:szCs w:val="22"/>
+        </w:rPr>
+        <w:t xml:space="preserve">Freelance: Lanterra Group  |  Live product: lanterragroup.com</w:t>
+      </w:r>
+    </w:p>
+    <w:p>
+      <w:pPr>
+        <w:spacing w:before="0" w:after="30" w:line="240" w:lineRule="auto" w:beforeAutospacing="0" w:afterAutospacing="0"/>
+        <w:numPr>
+          <w:ilvl w:val="0"/>
+          <w:numId w:val="1"/>
+        </w:numPr>
+        <w:widowControl w:val="true"/>
+        <w:keepLines/>
+      </w:pPr>
+      <w:r>
+        <w:rPr>
+          <w:rFonts w:ascii="Calibri" w:hAnsi="Calibri"/>
+          <w:b w:val="0"/>
+          <w:sz w:val="21"/>
+          <w:szCs w:val="21"/>
+        </w:rPr>
+        <w:t xml:space="preserve">Built and delivered a North Texas real-estate development and construction website using Webflow, Lottie, HTML, CSS, and JavaScript, including services, markets, portfolio, careers, and contact.</w:t>
+      </w:r>
+    </w:p>
+    <w:p>
+      <w:pPr>
+        <w:spacing w:before="36" w:after="8" w:line="240" w:lineRule="auto" w:beforeAutospacing="0" w:afterAutospacing="0"/>
+        <w:widowControl w:val="true"/>
+        <w:keepNext/>
+      </w:pPr>
+      <w:r>
+        <w:rPr>
+          <w:rFonts w:ascii="Calibri" w:hAnsi="Calibri"/>
+          <w:b/>
+          <w:sz w:val="22"/>
+          <w:szCs w:val="22"/>
+        </w:rPr>
+        <w:t xml:space="preserve">Freelance: Eva Jones-Young  |  Live product: evajonesyoung.wixsite.com/sweetmagic</w:t>
+      </w:r>
+    </w:p>
+    <w:p>
+      <w:pPr>
+        <w:spacing w:before="0" w:after="30" w:line="240" w:lineRule="auto" w:beforeAutospacing="0" w:afterAutospacing="0"/>
+        <w:numPr>
+          <w:ilvl w:val="0"/>
+          <w:numId w:val="1"/>
+        </w:numPr>
+        <w:widowControl w:val="true"/>
+        <w:keepLines/>
+      </w:pPr>
+      <w:r>
+        <w:rPr>
+          <w:rFonts w:ascii="Calibri" w:hAnsi="Calibri"/>
+          <w:b w:val="0"/>
+          <w:sz w:val="21"/>
+          <w:szCs w:val="21"/>
+        </w:rPr>
+        <w:t xml:space="preserve">Built the official Wix site for a 14x martial arts champion, 3x boxing world champion, and 10x Hall of Fame inductee, including biography, documentary, news, affiliations, merchandise, and contact.</w:t>
+      </w:r>
+    </w:p>
+    <w:p>
+      <w:pPr>
+        <w:spacing w:before="36" w:after="8" w:line="240" w:lineRule="auto" w:beforeAutospacing="0" w:afterAutospacing="0"/>
+        <w:widowControl w:val="true"/>
+        <w:keepNext/>
+      </w:pPr>
+      <w:r>
+        <w:rPr>
+          <w:rFonts w:ascii="Calibri" w:hAnsi="Calibri"/>
+          <w:b/>
+          <w:sz w:val="22"/>
+          <w:szCs w:val="22"/>
+        </w:rPr>
+        <w:t xml:space="preserve">Freelance: Sweet Magic Popcorn  |  Live product: sweetmagicpopcorn.com</w:t>
+      </w:r>
+    </w:p>
+    <w:p>
+      <w:pPr>
+        <w:spacing w:before="0" w:after="30" w:line="240" w:lineRule="auto" w:beforeAutospacing="0" w:afterAutospacing="0"/>
+        <w:numPr>
+          <w:ilvl w:val="0"/>
+          <w:numId w:val="1"/>
+        </w:numPr>
+        <w:widowControl w:val="true"/>
+        <w:keepLines/>
+      </w:pPr>
+      <w:r>
+        <w:rPr>
+          <w:rFonts w:ascii="Calibri" w:hAnsi="Calibri"/>
+          <w:b w:val="0"/>
+          <w:sz w:val="21"/>
+          <w:szCs w:val="21"/>
+        </w:rPr>
+        <w:t xml:space="preserve">Delivered the e-commerce and brand website using GoDaddy Website Builder, including product packages, nutrition information, brand story, media, and Amazon/web-shop links.</w:t>
       </w:r>
     </w:p>
     <w:p>
@@ -1729,7 +1346,7 @@
           <w:sz w:val="21"/>
           <w:szCs w:val="21"/>
         </w:rPr>
-        <w:t>Microsoft Foundations of Coding (Coursera), 2025 – Foundations of Coding Full-Stack; Foundations of Coding Back-End; Introduction to Programming With C#; Back-End Development with .NET</w:t>
+        <w:t>Microsoft Foundations of Coding (Coursera) – Foundations of Coding Full-Stack; Foundations of Coding Back-End; Introduction to Programming With C#; Back-End Development with .NET</w:t>
       </w:r>
     </w:p>
     <w:p>

--- a/src/assets/Caesar_Hinlo_Resume_Full_Stack_Developer.docx
+++ b/src/assets/Caesar_Hinlo_Resume_Full_Stack_Developer.docx
@@ -881,47 +881,47 @@
           <w:sz w:val="21"/>
           <w:szCs w:val="21"/>
         </w:rPr>
-        <w:t>Led the Android operation-panel UI (Java) for Kyocera multifunctional printers: home apps (Copy, Send, FAX, Custom Box), system menus, and Device Information used in the field.</w:t>
-      </w:r>
-    </w:p>
-    <w:p>
-      <w:pPr>
-        <w:spacing w:before="0" w:after="30" w:line="240" w:lineRule="auto" w:beforeAutospacing="0" w:afterAutospacing="0"/>
-        <w:numPr>
-          <w:ilvl w:val="0"/>
-          <w:numId w:val="1"/>
-        </w:numPr>
-        <w:widowControl w:val="true"/>
-        <w:keepLines/>
-      </w:pPr>
-      <w:r>
-        <w:rPr>
-          <w:rFonts w:ascii="Calibri" w:hAnsi="Calibri"/>
-          <w:b w:val="0"/>
-          <w:sz w:val="21"/>
-          <w:szCs w:val="21"/>
-        </w:rPr>
-        <w:t>Component Leader for Face and Maintenance Mode firmware in C on Ecosys FS-1025MFP and FS-1125MFP, using frameworks and libraries from the Japan team, with recurring JP–PH tech transfer, alignment, and product rollout.</w:t>
-      </w:r>
-    </w:p>
-    <w:p>
-      <w:pPr>
-        <w:spacing w:before="0" w:after="30" w:line="240" w:lineRule="auto" w:beforeAutospacing="0" w:afterAutospacing="0"/>
-        <w:numPr>
-          <w:ilvl w:val="0"/>
-          <w:numId w:val="1"/>
-        </w:numPr>
-        <w:widowControl w:val="true"/>
-        <w:keepLines/>
-      </w:pPr>
-      <w:r>
-        <w:rPr>
-          <w:rFonts w:ascii="Calibri" w:hAnsi="Calibri"/>
-          <w:b w:val="0"/>
-          <w:sz w:val="21"/>
-          <w:szCs w:val="21"/>
-        </w:rPr>
-        <w:t>Team Leader for Face and Maintenance Mode firmware in C++ on TASKalfa 2200 / 2201, using frameworks and libraries designed and developed by the Philippine team, with recurring JP–PH tech transfer, alignment, and product rollout.</w:t>
+        <w:t>Developed features for the Android operation-panel UI (Java) for Kyocera multifunctional printers: home apps (Copy, Send, FAX, Custom Box), system menus, and Device Information used in the field.</w:t>
+      </w:r>
+    </w:p>
+    <w:p>
+      <w:pPr>
+        <w:spacing w:before="0" w:after="30" w:line="240" w:lineRule="auto" w:beforeAutospacing="0" w:afterAutospacing="0"/>
+        <w:numPr>
+          <w:ilvl w:val="0"/>
+          <w:numId w:val="1"/>
+        </w:numPr>
+        <w:widowControl w:val="true"/>
+        <w:keepLines/>
+      </w:pPr>
+      <w:r>
+        <w:rPr>
+          <w:rFonts w:ascii="Calibri" w:hAnsi="Calibri"/>
+          <w:b w:val="0"/>
+          <w:sz w:val="21"/>
+          <w:szCs w:val="21"/>
+        </w:rPr>
+        <w:t xml:space="preserve">Component Leader for Fax and Maintenance Mode firmware in C on Ecosys FS-1025MFP and FS-1125MFP; developed internal frameworks and libraries with the Japan team through recurring JP-PH tech transfer, alignment, and product rollout.</w:t>
+      </w:r>
+    </w:p>
+    <w:p>
+      <w:pPr>
+        <w:spacing w:before="0" w:after="30" w:line="240" w:lineRule="auto" w:beforeAutospacing="0" w:afterAutospacing="0"/>
+        <w:numPr>
+          <w:ilvl w:val="0"/>
+          <w:numId w:val="1"/>
+        </w:numPr>
+        <w:widowControl w:val="true"/>
+        <w:keepLines/>
+      </w:pPr>
+      <w:r>
+        <w:rPr>
+          <w:rFonts w:ascii="Calibri" w:hAnsi="Calibri"/>
+          <w:b w:val="0"/>
+          <w:sz w:val="21"/>
+          <w:szCs w:val="21"/>
+        </w:rPr>
+        <w:t>Team Leader for Fax and Maintenance Mode firmware in C++ on TASKalfa 2200 / 2201, using frameworks and libraries designed and developed by the Philippine team, with recurring JP–PH tech transfer, alignment, and product rollout.</w:t>
       </w:r>
     </w:p>
     <w:p>
@@ -961,7 +961,7 @@
           <w:sz w:val="21"/>
           <w:szCs w:val="21"/>
         </w:rPr>
-        <w:t>Contributed C++ firmware and React Native HyPAS work on ECOSYS M3860idnf, plus embedded firmware and panel UI for TASKalfa MZ7001ci and MZ2501ci using C/C++ and company frameworks.</w:t>
+        <w:t>Contributed firmware written in C++, using frameworks and libraries designed and developed by the Japan team; contributed React-Native for HyPAS work on ECOSYS M3860idnf, plus embedded firmware and panel UI for TASKalfa MZ7001ci and MZ2501ci using C/C++ and company frameworks.</w:t>
       </w:r>
     </w:p>
     <w:p>
